--- a/10/programmnoe-obespechenie/zagotovka-07.docx
+++ b/10/programmnoe-obespechenie/zagotovka-07.docx
@@ -4,12 +4,12 @@
   <w:body>
     <w:p>
       <w:r>
-        <w:t xml:space="preserve">          Муниципальное бюджетное общеобразовательное учреждение</w:t>
+        <w:t xml:space="preserve">                   Муниципальное бюджетное общеобразовательное учреждение</w:t>
       </w:r>
     </w:p>
     <w:p>
       <w:r>
-        <w:t xml:space="preserve">                          «Средняя общеобразовательная школа № ___»</w:t>
+        <w:t xml:space="preserve">                     «Средняя общеобразовательная школа № ___»</w:t>
       </w:r>
     </w:p>
     <w:p/>
@@ -20,12 +20,12 @@
     <w:p/>
     <w:p>
       <w:r>
-        <w:t xml:space="preserve">                                  РЕФЕРАТ</w:t>
+        <w:t xml:space="preserve">                             РЕФЕРАТ</w:t>
       </w:r>
     </w:p>
     <w:p>
       <w:r>
-        <w:t xml:space="preserve">          на тему: «Драйверы: как операционная система узнаёт про устройство»</w:t>
+        <w:t xml:space="preserve">                   на тему: «Драйверы: как операционная система узнаёт про устройство»</w:t>
       </w:r>
     </w:p>
     <w:p/>
@@ -36,17 +36,17 @@
     <w:p/>
     <w:p>
       <w:r>
-        <w:t xml:space="preserve">                                              Выполнил: Фамилия Имя,</w:t>
+        <w:t xml:space="preserve">                                         Выполнил: Фамилия Имя,</w:t>
       </w:r>
     </w:p>
     <w:p>
       <w:r>
-        <w:t xml:space="preserve">                                              ученик 10 ___ класса</w:t>
+        <w:t xml:space="preserve">                                         ученик 10 ___ класса</w:t>
       </w:r>
     </w:p>
     <w:p>
       <w:r>
-        <w:t xml:space="preserve">                                              Руководитель: Фамилия И. О.</w:t>
+        <w:t xml:space="preserve">                                         Руководитель: Фамилия И. О.</w:t>
       </w:r>
     </w:p>
     <w:p/>
@@ -56,7 +56,7 @@
     <w:p/>
     <w:p>
       <w:r>
-        <w:t xml:space="preserve">                              Город, 20__</w:t>
+        <w:t xml:space="preserve">                         Город, 20__</w:t>
       </w:r>
     </w:p>
     <w:p/>
@@ -105,12 +105,12 @@
     </w:p>
     <w:p/>
     <w:p/>
-    <w:p/>
     <w:p>
       <w:r>
         <w:t>ВВЕДЕНИЕ</w:t>
       </w:r>
     </w:p>
+    <w:p/>
     <w:p>
       <w:r>
         <w:t>Принтеров, видеокарт и наушников выпущены тысячи моделей, и каждая устроена по-своему. Операционная система при этом одна и написана раньше, чем появилась половина этих устройств. Тем не менее подключённое устройство обычно начинает работать сразу.</w:t>
@@ -118,22 +118,27 @@
     </w:p>
     <w:p>
       <w:r>
-        <w:t>Цель работы — разобраться, за счёт чего это происходит, что такое драйвер и почему его иногда всё-таки приходится устанавливать вручную.</w:t>
+        <w:t>Цель работы — разобраться, за счёт чего это происходит, что такое драйвер и почему его иногда  всё-таки  приходится устанавливать вручную.</w:t>
       </w:r>
     </w:p>
+    <w:p/>
+    <w:p/>
+    <w:p/>
     <w:p>
       <w:r>
         <w:t>1. Что такое драйвер</w:t>
       </w:r>
     </w:p>
+    <w:p/>
     <w:p>
       <w:r>
-        <w:t>Драйвер — программа-переводчик между операционной системой и конкретной моделью устройства. Система обращается к драйверу одинаковыми командами: «напечатать страницу», «вывести изображение», «прочитать блок данных». Драйвер превращает их в сигналы, понятные именно этому устройству.</w:t>
+        <w:tab/>
+        <w:t>Драйвер — программа-переводчик между операционной системой и конкретной моделью устройства. Система обращается к драйверу одинаковыми командами: «напечатать страницу», «вывести  изображение», «прочитать  блок данных». Драйвер превращает их в  сигналы,  понятные именно этому устройству.</w:t>
       </w:r>
     </w:p>
     <w:p>
       <w:r>
-        <w:t>Благодаря такому разделению прикладной программе безразлично, какой принтер подключён: она отдаёт документ системе, а дальше работает драйвер. Иначе каждый текстовый процессор пришлось бы дописывать под каждую новую модель.</w:t>
+        <w:t>Благодаря такому разделению прикладной программе безразлично, какой принтер  подключён: она  отдаёт документ системе, а  дальше работает драйвер. Иначе каждый текстовый процессор пришлось  бы дописывать под каждую новую модель.</w:t>
       </w:r>
     </w:p>
     <w:p>
@@ -141,11 +146,15 @@
         <w:t>Драйвер выполняется с высокими правами, ближе к ядру системы, чем обычная программа. Отсюда требование подписи: система проверяет, что драйвер выпущен известным производителем и не изменён после выпуска.</w:t>
       </w:r>
     </w:p>
+    <w:p/>
+    <w:p/>
+    <w:p/>
     <w:p>
       <w:r>
         <w:t>2. Откуда драйверы берутся</w:t>
       </w:r>
     </w:p>
+    <w:p/>
     <w:p>
       <w:r>
         <w:t>Часть драйверов входит в саму операционную систему. Для распространённых классов устройств — мыши, клавиатуры, флеш-накопителя — существуют стандартные наборы команд, поэтому подходит один общий драйвер, и устройство работает сразу после подключения.</w:t>
@@ -153,32 +162,39 @@
     </w:p>
     <w:p>
       <w:r>
-        <w:t>Второй путь — центр обновления: система опознаёт устройство по идентификатору и скачивает подходящий драйвер. Третий — сайт производителя, откуда драйвер ставят вручную. Он обычно новее и полнее: стандартный драйвер даёт базовые возможности, фирменный — все.</w:t>
+        <w:t>Второй путь — центр обновления:  система опознаёт  устройство по идентификатору и скачивает подходящий драйвер. Третий — сайт производителя, откуда  драйвер ставят вручную. Он обычно новее и полнее: стандартный драйвер даёт базовые возможности, фирменный —  все.</w:t>
       </w:r>
     </w:p>
     <w:p>
       <w:r>
-        <w:t>Устаревший или неподходящий драйвер — частая причина неполадок: устройство определяется, но работает неправильно, а система может завершаться с ошибкой. Поэтому драйверы обновляют, а перед обновлением запоминают, к какой версии можно вернуться.</w:t>
+        <w:t>Устаревший или неподходящий драйвер — частая  причина неполадок: устройство определяется, но работает неправильно, а система может завершаться с ошибкой. Поэтому драйверы обновляют,  а перед обновлением запоминают, к какой версии можно вернуться.</w:t>
       </w:r>
     </w:p>
+    <w:p/>
+    <w:p/>
     <w:p>
       <w:r>
         <w:t>ЗАКЛЮЧЕНИЕ</w:t>
       </w:r>
     </w:p>
+    <w:p/>
     <w:p>
       <w:r>
         <w:t>Драйвер — посредник между общими командами операционной системы и особенностями конкретного устройства. Стандартные устройства обслуживаются драйверами из состава системы, для остальных драйвер поставляет производитель. Поскольку драйвер работает с высокими правами, к его происхождению предъявляются повышенные требования.</w:t>
       </w:r>
     </w:p>
+    <w:p/>
+    <w:p/>
+    <w:p/>
     <w:p>
       <w:r>
         <w:t>СПИСОК ИСТОЧНИКОВ</w:t>
       </w:r>
     </w:p>
+    <w:p/>
     <w:p>
       <w:r>
-        <w:t>Диспетчер устройств: работа с оборудованием // Открытые системы. URL: https://www.osp.ru (дата обращения 07.09.2026)</w:t>
+        <w:t>Информатика. 10  класс. Базовый уровень: учебник / под ред. К.  Ю.  Полякова. — Москва: БИНОМ, 2022.</w:t>
       </w:r>
     </w:p>
     <w:p>
@@ -188,24 +204,30 @@
     </w:p>
     <w:p>
       <w:r>
+        <w:tab/>
+        <w:t>Таненбаум Э. Современные  операционные системы.  — Санкт-Петербург:  Питер, 2019.</w:t>
+      </w:r>
+    </w:p>
+    <w:p>
+      <w:r>
+        <w:tab/>
         <w:t>Что такое драйвер устройства // Справка Microsoft. URL: https://support.microsoft.com (дата обращения 05.09.2026)</w:t>
       </w:r>
     </w:p>
     <w:p>
       <w:r>
-        <w:t>Информатика. 10 класс. Базовый уровень: учебник / под ред. К. Ю. Полякова. — Москва: БИНОМ, 2022.</w:t>
+        <w:tab/>
+        <w:t>Диспетчер устройств: работа с оборудованием  //  Открытые  системы. URL: https://www.osp.ru  (дата обращения 07.09.2026)</w:t>
       </w:r>
     </w:p>
-    <w:p>
-      <w:r>
-        <w:t>Таненбаум Э. Современные операционные системы. — Санкт-Петербург: Питер, 2019.</w:t>
-      </w:r>
-    </w:p>
+    <w:p/>
+    <w:p/>
     <w:p>
       <w:r>
         <w:t>ПРИЛОЖЕНИЕ</w:t>
       </w:r>
     </w:p>
+    <w:p/>
     <w:p>
       <w:r>
         <w:t>Откуда берётся драйвер</w:t>
@@ -218,27 +240,30 @@
     </w:p>
     <w:p>
       <w:r>
-        <w:t>Центр обновления — система опознаёт устройство и скачивает сама</w:t>
+        <w:t>Центр обновления — система опознаёт  устройство  и  скачивает  сама</w:t>
       </w:r>
     </w:p>
     <w:p>
       <w:r>
-        <w:t>Сайт производителя — полные возможности, самая новая версия</w:t>
+        <w:tab/>
+        <w:t>Сайт производителя — полные   возможности, самая новая версия</w:t>
       </w:r>
     </w:p>
     <w:p>
       <w:r>
-        <w:t>Диск в комплекте — обычно устарел ещё до покупки</w:t>
+        <w:tab/>
+        <w:t>Диск в комплекте   — обычно устарел  ещё до покупки</w:t>
       </w:r>
     </w:p>
     <w:p>
       <w:r>
-        <w:t>Подпись драйвера — проверка происхождения перед установкой</w:t>
+        <w:tab/>
+        <w:t>Подпись драйвера —  проверка  происхождения перед  установкой</w:t>
       </w:r>
     </w:p>
     <w:p>
       <w:r>
-        <w:t>Откат версии — возврат к прежнему драйверу после сбоя</w:t>
+        <w:t>Откат версии —  возврат к прежнему  драйверу после сбоя</w:t>
       </w:r>
     </w:p>
     <w:p>
@@ -623,7 +648,7 @@
       <w:spacing w:after="0" w:before="0" w:line="240" w:lineRule="auto"/>
     </w:pPr>
     <w:rPr>
-      <w:rFonts w:ascii="Verdana" w:hAnsi="Verdana" w:cs="Verdana"/>
+      <w:rFonts w:ascii="Segoe UI" w:hAnsi="Segoe UI" w:cs="Segoe UI"/>
       <w:sz w:val="22"/>
     </w:rPr>
   </w:style>
